--- a/inbox/Application Aware Networking/Vol_IX_Book_01_FedAAN_Helpdesk_ITSM_Catalog.docx
+++ b/inbox/Application Aware Networking/Vol_IX_Book_01_FedAAN_Helpdesk_ITSM_Catalog.docx
@@ -36,7 +36,7 @@
     </w:p>
     <w:p>
       <w:pPr>
-        <w:pStyle w:val="FirstParagraph"/>
+        <w:pStyle w:val="FouoBanner"/>
       </w:pPr>
       <w:r>
         <w:t xml:space="preserve">INTERNAL — NOT FOR PUBLIC DISTRIBUTION</w:t>
@@ -53,7 +53,7 @@
     </w:p>
     <w:p>
       <w:pPr>
-        <w:pStyle w:val="FirstParagraph"/>
+        <w:pStyle w:val="CalloutWarning"/>
       </w:pPr>
       <w:r>
         <w:t xml:space="preserve">Developed by the</w:t>
@@ -91,7 +91,7 @@
     <w:bookmarkEnd w:id="9"/>
     <w:p>
       <w:pPr>
-        <w:pStyle w:val="BodyText"/>
+        <w:pStyle w:val="CalloutImportant"/>
       </w:pPr>
       <w:r>
         <w:rPr>
@@ -702,7 +702,7 @@
     </w:tbl>
     <w:p>
       <w:pPr>
-        <w:pStyle w:val="BodyText"/>
+        <w:pStyle w:val="CalloutNote"/>
       </w:pPr>
       <w:r>
         <w:rPr>
@@ -928,7 +928,7 @@
     </w:p>
     <w:p>
       <w:pPr>
-        <w:pStyle w:val="FirstParagraph"/>
+        <w:pStyle w:val="CalloutImportant"/>
       </w:pPr>
       <w:r>
         <w:rPr>
@@ -990,7 +990,7 @@
     </w:p>
     <w:p>
       <w:pPr>
-        <w:pStyle w:val="FirstParagraph"/>
+        <w:pStyle w:val="CalloutTip"/>
       </w:pPr>
       <w:r>
         <w:t xml:space="preserve">Volumes I and VII establish that verified identity, phishing-resistant auth, and least privilege are the mechanisms. This book makes the</w:t>
@@ -2677,6 +2677,128 @@
       <w:b w:val="0"/>
       <w:bCs w:val="0"/>
       <w:color w:themeColor="accent1" w:themeShade="BF" w:val="365F91"/>
+    </w:rPr>
+  </w:style>
+  <w:style w:customStyle="1" w:styleId="CalloutWarning" w:type="paragraph">
+    <w:name w:val="CalloutWarning"/>
+    <w:basedOn w:val="BodyText"/>
+    <w:pPr>
+      <w:shd w:color="auto" w:fill="FBF3E4" w:val="clear"/>
+      <w:pBdr>
+        <w:top w:color="C9D4E0" w:space="6" w:sz="4" w:val="single"/>
+        <w:left w:color="D4860B" w:space="6" w:sz="24" w:val="single"/>
+        <w:bottom w:color="C9D4E0" w:space="6" w:sz="4" w:val="single"/>
+        <w:right w:color="C9D4E0" w:space="6" w:sz="4" w:val="single"/>
+      </w:pBdr>
+      <w:spacing w:after="60" w:before="60"/>
+      <w:ind w:left="120" w:right="120"/>
+    </w:pPr>
+    <w:rPr>
+      <w:color w:val="2A2A2A"/>
+    </w:rPr>
+  </w:style>
+  <w:style w:customStyle="1" w:styleId="CalloutImportant" w:type="paragraph">
+    <w:name w:val="CalloutImportant"/>
+    <w:basedOn w:val="BodyText"/>
+    <w:pPr>
+      <w:shd w:color="auto" w:fill="EDF3F9" w:val="clear"/>
+      <w:pBdr>
+        <w:top w:color="C9D4E0" w:space="6" w:sz="4" w:val="single"/>
+        <w:left w:color="1F3A5F" w:space="6" w:sz="24" w:val="single"/>
+        <w:bottom w:color="C9D4E0" w:space="6" w:sz="4" w:val="single"/>
+        <w:right w:color="C9D4E0" w:space="6" w:sz="4" w:val="single"/>
+      </w:pBdr>
+      <w:spacing w:after="60" w:before="60"/>
+      <w:ind w:left="120" w:right="120"/>
+    </w:pPr>
+    <w:rPr>
+      <w:color w:val="2A2A2A"/>
+    </w:rPr>
+  </w:style>
+  <w:style w:customStyle="1" w:styleId="CalloutNote" w:type="paragraph">
+    <w:name w:val="CalloutNote"/>
+    <w:basedOn w:val="BodyText"/>
+    <w:pPr>
+      <w:shd w:color="auto" w:fill="F3F5F8" w:val="clear"/>
+      <w:pBdr>
+        <w:top w:color="C9D4E0" w:space="6" w:sz="4" w:val="single"/>
+        <w:left w:color="5A6B7B" w:space="6" w:sz="24" w:val="single"/>
+        <w:bottom w:color="C9D4E0" w:space="6" w:sz="4" w:val="single"/>
+        <w:right w:color="C9D4E0" w:space="6" w:sz="4" w:val="single"/>
+      </w:pBdr>
+      <w:spacing w:after="60" w:before="60"/>
+      <w:ind w:left="120" w:right="120"/>
+    </w:pPr>
+    <w:rPr>
+      <w:color w:val="2A2A2A"/>
+    </w:rPr>
+  </w:style>
+  <w:style w:customStyle="1" w:styleId="CalloutTip" w:type="paragraph">
+    <w:name w:val="CalloutTip"/>
+    <w:basedOn w:val="BodyText"/>
+    <w:pPr>
+      <w:shd w:color="auto" w:fill="E6F5F2" w:val="clear"/>
+      <w:pBdr>
+        <w:top w:color="C9D4E0" w:space="6" w:sz="4" w:val="single"/>
+        <w:left w:color="1A9E8F" w:space="6" w:sz="24" w:val="single"/>
+        <w:bottom w:color="C9D4E0" w:space="6" w:sz="4" w:val="single"/>
+        <w:right w:color="C9D4E0" w:space="6" w:sz="4" w:val="single"/>
+      </w:pBdr>
+      <w:spacing w:after="60" w:before="60"/>
+      <w:ind w:left="120" w:right="120"/>
+    </w:pPr>
+    <w:rPr>
+      <w:color w:val="2A2A2A"/>
+    </w:rPr>
+  </w:style>
+  <w:style w:customStyle="1" w:styleId="CalloutCaution" w:type="paragraph">
+    <w:name w:val="CalloutCaution"/>
+    <w:basedOn w:val="BodyText"/>
+    <w:pPr>
+      <w:shd w:color="auto" w:fill="F9EAE8" w:val="clear"/>
+      <w:pBdr>
+        <w:top w:color="C9D4E0" w:space="6" w:sz="4" w:val="single"/>
+        <w:left w:color="C0392B" w:space="6" w:sz="24" w:val="single"/>
+        <w:bottom w:color="C9D4E0" w:space="6" w:sz="4" w:val="single"/>
+        <w:right w:color="C9D4E0" w:space="6" w:sz="4" w:val="single"/>
+      </w:pBdr>
+      <w:spacing w:after="60" w:before="60"/>
+      <w:ind w:left="120" w:right="120"/>
+    </w:pPr>
+    <w:rPr>
+      <w:color w:val="2A2A2A"/>
+    </w:rPr>
+  </w:style>
+  <w:style w:customStyle="1" w:styleId="ExecSummary" w:type="paragraph">
+    <w:name w:val="ExecSummary"/>
+    <w:basedOn w:val="BodyText"/>
+    <w:pPr>
+      <w:shd w:color="auto" w:fill="EDF3F9" w:val="clear"/>
+      <w:pBdr>
+        <w:top w:color="C9D4E0" w:space="6" w:sz="4" w:val="single"/>
+        <w:left w:color="1F3A5F" w:space="6" w:sz="24" w:val="single"/>
+        <w:bottom w:color="C9D4E0" w:space="6" w:sz="4" w:val="single"/>
+        <w:right w:color="C9D4E0" w:space="6" w:sz="4" w:val="single"/>
+      </w:pBdr>
+      <w:spacing w:after="60" w:before="60"/>
+      <w:ind w:left="120" w:right="120"/>
+    </w:pPr>
+    <w:rPr>
+      <w:color w:val="2A2A2A"/>
+    </w:rPr>
+  </w:style>
+  <w:style w:customStyle="1" w:styleId="FouoBanner" w:type="paragraph">
+    <w:name w:val="FouoBanner"/>
+    <w:basedOn w:val="Normal"/>
+    <w:pPr>
+      <w:shd w:color="auto" w:fill="F9EAE8" w:val="clear"/>
+      <w:jc w:val="center"/>
+      <w:spacing w:after="60" w:before="60"/>
+      <w:ind w:left="120" w:right="120"/>
+    </w:pPr>
+    <w:rPr>
+      <w:b/>
+      <w:color w:val="C0392B"/>
     </w:rPr>
   </w:style>
   <w:style w:type="character" w:customStyle="1" w:styleId="KeywordTok">

--- a/inbox/Application Aware Networking/Vol_IX_Book_01_FedAAN_Helpdesk_ITSM_Catalog.docx
+++ b/inbox/Application Aware Networking/Vol_IX_Book_01_FedAAN_Helpdesk_ITSM_Catalog.docx
@@ -500,7 +500,7 @@
               <w:pStyle w:val="Compact"/>
             </w:pPr>
             <w:r>
-              <w:t xml:space="preserve">Repeated unlocks are a Vol VII Book 02 detection signal</w:t>
+              <w:t xml:space="preserve">Repeated unlocks are a Vol VI Book 03 detection signal</w:t>
             </w:r>
           </w:p>
         </w:tc>
@@ -1057,7 +1057,7 @@
         <w:pStyle w:val="TableCaption"/>
       </w:pPr>
       <w:r>
-        <w:t xml:space="preserve">Authorities Closed Here — Helpdesk &amp; ITSM Catalog (Entra · M365 · Azure) († = Closure-Necessity anchor: no alternate closure path)</w:t>
+        <w:t xml:space="preserve">Authorities Closed Here â€” Helpdesk &amp; ITSM Catalog (Entra Â· M365 Â· Azure) (â€  = Closure-Necessity anchor: no alternate closure path)</w:t>
       </w:r>
     </w:p>
     <w:tbl>
@@ -1066,7 +1066,7 @@
         <w:tblW w:type="pct" w:w="5000"/>
         <w:tblLayout w:type="fixed"/>
         <w:tblLook w:firstRow="1" w:lastRow="0" w:firstColumn="0" w:lastColumn="0" w:noHBand="0" w:noVBand="0" w:val="0020"/>
-        <w:tblCaption w:val="Authorities Closed Here — Helpdesk &amp; ITSM Catalog (Entra · M365 · Azure) († = Closure-Necessity anchor: no alternate closure path)"/>
+        <w:tblCaption w:val="Authorities Closed Here â€” Helpdesk &amp; ITSM Catalog (Entra Â· M365 Â· Azure) (â€  = Closure-Necessity anchor: no alternate closure path)"/>
       </w:tblPr>
       <w:tblGrid>
         <w:gridCol w:w="990"/>
@@ -1269,6 +1269,96 @@
               <w:pStyle w:val="Compact"/>
             </w:pPr>
             <w:r>
+              <w:t xml:space="preserve">AC-3</w:t>
+            </w:r>
+          </w:p>
+        </w:tc>
+        <w:tc>
+          <w:tcPr/>
+          <w:p>
+            <w:pPr>
+              <w:pStyle w:val="Compact"/>
+            </w:pPr>
+            <w:r>
+              <w:t xml:space="preserve">Access Enforcement</w:t>
+            </w:r>
+          </w:p>
+        </w:tc>
+        <w:tc>
+          <w:tcPr/>
+          <w:p>
+            <w:pPr>
+              <w:pStyle w:val="Compact"/>
+            </w:pPr>
+            <w:r>
+              <w:t xml:space="preserve">Conditional Access exceptions issued only as governed catalog items with a mandatory expiry and a scheduled access review â€” an exception weakens a blocking enforcement control and is treated as such, never granted standing</w:t>
+            </w:r>
+          </w:p>
+        </w:tc>
+        <w:tc>
+          <w:tcPr/>
+          <w:p>
+            <w:pPr>
+              <w:pStyle w:val="Compact"/>
+            </w:pPr>
+            <w:r>
+              <w:t xml:space="preserve">FedRAMP Moderate</w:t>
+            </w:r>
+          </w:p>
+        </w:tc>
+        <w:tc>
+          <w:tcPr/>
+          <w:p>
+            <w:pPr>
+              <w:pStyle w:val="Compact"/>
+            </w:pPr>
+            <w:r>
+              <w:t xml:space="preserve">NIST SP 800-53 Rev 5; OMB M-22-09</w:t>
+            </w:r>
+          </w:p>
+        </w:tc>
+        <w:tc>
+          <w:tcPr/>
+          <w:p>
+            <w:pPr>
+              <w:pStyle w:val="Compact"/>
+            </w:pPr>
+            <w:r>
+              <w:t xml:space="preserve">Identity</w:t>
+            </w:r>
+          </w:p>
+        </w:tc>
+        <w:tc>
+          <w:tcPr/>
+          <w:p>
+            <w:pPr>
+              <w:pStyle w:val="Compact"/>
+            </w:pPr>
+            <w:r>
+              <w:t xml:space="preserve">KSI-IAM</w:t>
+            </w:r>
+          </w:p>
+        </w:tc>
+        <w:tc>
+          <w:tcPr/>
+          <w:p>
+            <w:pPr>
+              <w:pStyle w:val="Compact"/>
+            </w:pPr>
+            <w:r>
+              <w:t xml:space="preserve">No</w:t>
+            </w:r>
+          </w:p>
+        </w:tc>
+      </w:tr>
+      <w:tr>
+        <w:tc>
+          <w:tcPr/>
+          <w:p>
+            <w:pPr>
+              <w:pStyle w:val="Compact"/>
+            </w:pPr>
+            <w:r>
               <w:t xml:space="preserve">AC-6</w:t>
             </w:r>
           </w:p>
@@ -1486,7 +1576,7 @@
         <w:t xml:space="preserve">request</w:t>
       </w:r>
       <w:r>
-        <w:t xml:space="preserve">; a standing global administrator can still act out of band — Vol VII Book 03 detections and access reviews catch that.</w:t>
+        <w:t xml:space="preserve">; a standing global administrator can still act out of band — Vol VII Book 02 detections and access reviews catch that.</w:t>
       </w:r>
     </w:p>
     <w:p>
@@ -1631,7 +1721,7 @@
         <w:pStyle w:val="FirstParagraph"/>
       </w:pPr>
       <w:r>
-        <w:t xml:space="preserve">Draft. ServiceNow, Microsoft Graph, and Entra are deployed examples; the request→approve→actuate-native→evidence discipline is the invariant. Vendor claims cite vendor documentation. The figure above is authored as committed house-style SVG per ADR-093, rendered to PNG at 3× for crisp</w:t>
+        <w:t xml:space="preserve">Draft. ServiceNow, Microsoft Graph, and Entra are deployed examples; the request→approve→actuate-native→evidence discipline is the invariant. Vendor claims cite vendor documentation. The figure above is authored as committed house-style SVG, rendered to PNG at 3× for crisp</w:t>
       </w:r>
       <w:r>
         <w:t xml:space="preserve"> </w:t>
